--- a/public/股票看板_操作手冊.docx
+++ b/public/股票看板_操作手冊.docx
@@ -71,7 +71,7 @@
         <w:spacing w:after="80" w:before="400"/>
         <w:jc w:val="center"/>
       </w:pPr>
-      <w:hyperlink w:history="1" r:id="rIdlexd09w7mtic4qukecuzh">
+      <w:hyperlink w:history="1" r:id="rIdgwxieqnz6hwjp1dkctnlq">
         <w:r>
           <w:rPr>
             <w:rStyle w:val="Hyperlink"/>
@@ -3959,7 +3959,7 @@
         </w:rPr>
         <w:t xml:space="preserve">LINE 社群：</w:t>
       </w:r>
-      <w:hyperlink w:history="1" r:id="rIdk25q1dmutfqx6wacbwell">
+      <w:hyperlink w:history="1" r:id="rIdbgozqpaxsi0swuvozkl_o">
         <w:r>
           <w:rPr>
             <w:rStyle w:val="Hyperlink"/>
@@ -4013,7 +4013,7 @@
         <w:spacing w:after="80" w:before="200"/>
         <w:jc w:val="center"/>
       </w:pPr>
-      <w:hyperlink w:history="1" r:id="rIddkkirga_wrzhgxjqfw1wc">
+      <w:hyperlink w:history="1" r:id="rIdx0pgbi6oinytn-3x9acms">
         <w:r>
           <w:rPr>
             <w:rStyle w:val="Hyperlink"/>
@@ -4030,7 +4030,7 @@
         <w:spacing w:after="80" w:before="80"/>
         <w:jc w:val="center"/>
       </w:pPr>
-      <w:hyperlink w:history="1" r:id="rIdrx1tsnldptkxeei-kkjd7">
+      <w:hyperlink w:history="1" r:id="rIdx4asx4vey3uwry_p81dn7">
         <w:r>
           <w:rPr>
             <w:rStyle w:val="Hyperlink"/>
